--- a/docs/llmctl/FAQ.docx
+++ b/docs/llmctl/FAQ.docx
@@ -36,7 +36,7 @@
         </w:p>
       </w:sdtContent>
     </w:sdt>
-    <w:bookmarkStart w:id="29" w:name="llmctl-integration--faq"/>
+    <w:bookmarkStart w:id="34" w:name="llmctl-integration--faq"/>
     <w:p>
       <w:pPr>
         <w:pStyle w:val="Heading1"/>
@@ -916,7 +916,261 @@
     </w:p>
     <w:bookmarkEnd w:id="27"/>
     <w:bookmarkEnd w:id="28"/>
+    <w:bookmarkStart w:id="33" w:name="validation-and-vision"/>
+    <w:p>
+      <w:pPr>
+        <w:pStyle w:val="Heading2"/>
+      </w:pPr>
+      <w:r>
+        <w:t xml:space="preserve">Validation and Vision</w:t>
+      </w:r>
+    </w:p>
+    <w:bookmarkStart w:id="29" w:name="X40440431f9a83a199b227ea42e8a7d590964856"/>
+    <w:p>
+      <w:pPr>
+        <w:pStyle w:val="Heading3"/>
+      </w:pPr>
+      <w:r>
+        <w:t xml:space="preserve">Does claude_toolkit validate my local Vision model?</w:t>
+      </w:r>
+    </w:p>
+    <w:p>
+      <w:pPr>
+        <w:pStyle w:val="FirstParagraph"/>
+      </w:pPr>
+      <w:r>
+        <w:t xml:space="preserve">No. The validation gate (Constitution §11.4.277) lives in llmctl:</w:t>
+      </w:r>
+      <w:r>
+        <w:t xml:space="preserve"> </w:t>
+      </w:r>
+      <w:r>
+        <w:rPr>
+          <w:rStyle w:val="VerbatimChar"/>
+        </w:rPr>
+        <w:t xml:space="preserve">llmctl validate</w:t>
+      </w:r>
+      <w:r>
+        <w:t xml:space="preserve">,</w:t>
+      </w:r>
+      <w:r>
+        <w:t xml:space="preserve"> </w:t>
+      </w:r>
+      <w:r>
+        <w:rPr>
+          <w:rStyle w:val="VerbatimChar"/>
+        </w:rPr>
+        <w:t xml:space="preserve">llmctl require-validated &lt;profile&gt;</w:t>
+      </w:r>
+      <w:r>
+        <w:t xml:space="preserve"> </w:t>
+      </w:r>
+      <w:r>
+        <w:t xml:space="preserve">and</w:t>
+      </w:r>
+      <w:r>
+        <w:t xml:space="preserve"> </w:t>
+      </w:r>
+      <w:r>
+        <w:rPr>
+          <w:rStyle w:val="VerbatimChar"/>
+        </w:rPr>
+        <w:t xml:space="preserve">LLMCTL_VALIDATE_STRICT=1</w:t>
+      </w:r>
+      <w:r>
+        <w:t xml:space="preserve">. When you launch</w:t>
+      </w:r>
+      <w:r>
+        <w:t xml:space="preserve"> </w:t>
+      </w:r>
+      <w:r>
+        <w:rPr>
+          <w:rStyle w:val="VerbatimChar"/>
+        </w:rPr>
+        <w:t xml:space="preserve">llmctl-vision</w:t>
+      </w:r>
+      <w:r>
+        <w:t xml:space="preserve">, the toolkit runs</w:t>
+      </w:r>
+      <w:r>
+        <w:t xml:space="preserve"> </w:t>
+      </w:r>
+      <w:r>
+        <w:rPr>
+          <w:rStyle w:val="VerbatimChar"/>
+        </w:rPr>
+        <w:t xml:space="preserve">llmctl switch vision</w:t>
+      </w:r>
+      <w:r>
+        <w:t xml:space="preserve">, passes your environment through, and aborts the launch if the gate refuses (exit 1 wrong answer, 2 undetermined, 75 pressure). It never launches against a profile the gate refused. This is covered by</w:t>
+      </w:r>
+      <w:r>
+        <w:t xml:space="preserve"> </w:t>
+      </w:r>
+      <w:r>
+        <w:rPr>
+          <w:rStyle w:val="VerbatimChar"/>
+        </w:rPr>
+        <w:t xml:space="preserve">scripts/tests/test_llmctl_vision_gate_wiring.sh</w:t>
+      </w:r>
+      <w:r>
+        <w:t xml:space="preserve">; the toolkit has no Vision known-answer suite of its own.</w:t>
+      </w:r>
+    </w:p>
     <w:bookmarkEnd w:id="29"/>
+    <w:bookmarkStart w:id="30" w:name="what-does-exit-2--undetermined-mean"/>
+    <w:p>
+      <w:pPr>
+        <w:pStyle w:val="Heading3"/>
+      </w:pPr>
+      <w:r>
+        <w:t xml:space="preserve">What does exit 2 / UNDETERMINED mean?</w:t>
+      </w:r>
+    </w:p>
+    <w:p>
+      <w:pPr>
+        <w:pStyle w:val="FirstParagraph"/>
+      </w:pPr>
+      <w:r>
+        <w:t xml:space="preserve">llmctl could not decide whether the model answers correctly (for example the engine was unreachable or host pressure refused the run). UNDETERMINED is never treated as a pass; under</w:t>
+      </w:r>
+      <w:r>
+        <w:t xml:space="preserve"> </w:t>
+      </w:r>
+      <w:r>
+        <w:rPr>
+          <w:rStyle w:val="VerbatimChar"/>
+        </w:rPr>
+        <w:t xml:space="preserve">LLMCTL_VALIDATE_STRICT=1</w:t>
+      </w:r>
+      <w:r>
+        <w:t xml:space="preserve"> </w:t>
+      </w:r>
+      <w:r>
+        <w:t xml:space="preserve">it stops the profile. Fix the cause (see</w:t>
+      </w:r>
+      <w:r>
+        <w:t xml:space="preserve"> </w:t>
+      </w:r>
+      <w:r>
+        <w:rPr>
+          <w:rStyle w:val="VerbatimChar"/>
+        </w:rPr>
+        <w:t xml:space="preserve">llmctl logs &lt;profile&gt;</w:t>
+      </w:r>
+      <w:r>
+        <w:t xml:space="preserve">), do not retry until it turns green.</w:t>
+      </w:r>
+    </w:p>
+    <w:bookmarkEnd w:id="30"/>
+    <w:bookmarkStart w:id="31" w:name="why-does-vision-qa-114278-matter-here"/>
+    <w:p>
+      <w:pPr>
+        <w:pStyle w:val="Heading3"/>
+      </w:pPr>
+      <w:r>
+        <w:t xml:space="preserve">Why does Vision QA (§11.4.278) matter here?</w:t>
+      </w:r>
+    </w:p>
+    <w:p>
+      <w:pPr>
+        <w:pStyle w:val="FirstParagraph"/>
+      </w:pPr>
+      <w:r>
+        <w:t xml:space="preserve">HelixQA's screen-reading oracle is a Vision model; it is only trustworthy while that model holds a fresh</w:t>
+      </w:r>
+      <w:r>
+        <w:t xml:space="preserve"> </w:t>
+      </w:r>
+      <w:r>
+        <w:rPr>
+          <w:rStyle w:val="VerbatimChar"/>
+        </w:rPr>
+        <w:t xml:space="preserve">require-validated</w:t>
+      </w:r>
+      <w:r>
+        <w:t xml:space="preserve"> </w:t>
+      </w:r>
+      <w:r>
+        <w:t xml:space="preserve">PASS. The toolkit supplies the</w:t>
+      </w:r>
+      <w:r>
+        <w:t xml:space="preserve"> </w:t>
+      </w:r>
+      <w:r>
+        <w:rPr>
+          <w:rStyle w:val="VerbatimChar"/>
+        </w:rPr>
+        <w:t xml:space="preserve">llmctl-vision</w:t>
+      </w:r>
+      <w:r>
+        <w:t xml:space="preserve"> </w:t>
+      </w:r>
+      <w:r>
+        <w:t xml:space="preserve">alias and keeps the gate intact; the QA itself is HelixQA's.</w:t>
+      </w:r>
+    </w:p>
+    <w:bookmarkEnd w:id="31"/>
+    <w:bookmarkStart w:id="32" w:name="X1f3b313ff63d024a7127f703050e55b1f2b968c"/>
+    <w:p>
+      <w:pPr>
+        <w:pStyle w:val="Heading3"/>
+      </w:pPr>
+      <w:r>
+        <w:t xml:space="preserve">Is claude_toolkit part of the constitution?</w:t>
+      </w:r>
+    </w:p>
+    <w:p>
+      <w:pPr>
+        <w:pStyle w:val="FirstParagraph"/>
+      </w:pPr>
+      <w:r>
+        <w:t xml:space="preserve">It is a</w:t>
+      </w:r>
+      <w:r>
+        <w:t xml:space="preserve"> </w:t>
+      </w:r>
+      <w:r>
+        <w:rPr>
+          <w:i/>
+          <w:iCs/>
+        </w:rPr>
+        <w:t xml:space="preserve">hub engine</w:t>
+      </w:r>
+      <w:r>
+        <w:t xml:space="preserve">: consumed by reference at</w:t>
+      </w:r>
+      <w:r>
+        <w:t xml:space="preserve"> </w:t>
+      </w:r>
+      <w:r>
+        <w:rPr>
+          <w:rStyle w:val="VerbatimChar"/>
+        </w:rPr>
+        <w:t xml:space="preserve">constitution/submodules/claude_toolkit</w:t>
+      </w:r>
+      <w:r>
+        <w:t xml:space="preserve">, depth 1, never initialised recursively, dependencies resolved by</w:t>
+      </w:r>
+      <w:r>
+        <w:t xml:space="preserve"> </w:t>
+      </w:r>
+      <w:r>
+        <w:rPr>
+          <w:rStyle w:val="VerbatimChar"/>
+        </w:rPr>
+        <w:t xml:space="preserve">scripts/resolve_deps.sh</w:t>
+      </w:r>
+      <w:r>
+        <w:t xml:space="preserve"> </w:t>
+      </w:r>
+      <w:r>
+        <w:t xml:space="preserve">instead of nested copies (§11.4.28(C), §11.4.31). See the README's hub-engine section.</w:t>
+      </w:r>
+    </w:p>
+    <w:bookmarkEnd w:id="32"/>
+    <w:bookmarkEnd w:id="33"/>
+    <w:bookmarkEnd w:id="34"/>
     <w:sectPr>
       <w:footnotePr>
         <w:numRestart w:val="eachSect"/>
